--- a/UK-Cyber-Essentials/CSW-Cyber-Essentials-Compliance-Report.docx
+++ b/UK-Cyber-Essentials/CSW-Cyber-Essentials-Compliance-Report.docx
@@ -171,6 +171,62 @@
     </w:p>
     <w:bookmarkEnd w:id="11"/>
     <w:bookmarkStart w:id="12" w:name="executive-summary"/>
+    <w:p>
+      <w:pPr>
+        <w:pStyle w:val="Heading2"/>
+      </w:pPr>
+      <w:r>
+        <w:t>How to read the coverage words</w:t>
+      </w:r>
+    </w:p>
+    <w:p>
+      <w:pPr/>
+      <w:r>
+        <w:rPr>
+          <w:b/>
+        </w:rPr>
+        <w:t>Full Coverage</w:t>
+      </w:r>
+      <w:r>
+        <w:t xml:space="preserve"> on the older reports means Secure Workload can produce that row's artifact. It does not mean the control is met.</w:t>
+      </w:r>
+    </w:p>
+    <w:p>
+      <w:pPr/>
+      <w:r>
+        <w:rPr>
+          <w:b/>
+        </w:rPr>
+        <w:t>Partial Coverage</w:t>
+      </w:r>
+      <w:r>
+        <w:t xml:space="preserve"> means file that export next to another control.</w:t>
+      </w:r>
+    </w:p>
+    <w:p>
+      <w:pPr/>
+      <w:r>
+        <w:rPr>
+          <w:b/>
+        </w:rPr>
+        <w:t>Evidence Required</w:t>
+      </w:r>
+      <w:r>
+        <w:t xml:space="preserve"> means Secure Workload has no record. The customer files the contract, the analysis, or the HR or physical-security evidence.</w:t>
+      </w:r>
+    </w:p>
+    <w:p>
+      <w:pPr/>
+      <w:r>
+        <w:rPr>
+          <w:b/>
+        </w:rPr>
+        <w:t>Direct, Supporting, and Out of scope</w:t>
+      </w:r>
+      <w:r>
+        <w:t xml:space="preserve"> on the newer reports are the same idea in different words. Direct is still evidence, not a pass.</w:t>
+      </w:r>
+    </w:p>
     <w:p>
       <w:pPr>
         <w:pStyle w:val="Heading2"/>

--- a/UK-Cyber-Essentials/CSW-Cyber-Essentials-Compliance-Report.docx
+++ b/UK-Cyber-Essentials/CSW-Cyber-Essentials-Compliance-Report.docx
@@ -10,7 +10,7 @@
         <w:t xml:space="preserve">Cisco Secure Workload - UK Cyber Essentials Plus Compliance Report</w:t>
       </w:r>
     </w:p>
-    <w:bookmarkStart w:id="22" w:name="Xed211cdcf52d37d55ce6f6cd7b7e2aa8011d82a"/>
+    <w:bookmarkStart w:id="23" w:name="Xed211cdcf52d37d55ce6f6cd7b7e2aa8011d82a"/>
     <w:p>
       <w:pPr>
         <w:pStyle w:val="Heading1"/>
@@ -170,63 +170,103 @@
       </w:r>
     </w:p>
     <w:bookmarkEnd w:id="11"/>
-    <w:bookmarkStart w:id="12" w:name="executive-summary"/>
+    <w:bookmarkStart w:id="12" w:name="how-to-read-the-coverage-column"/>
     <w:p>
       <w:pPr>
         <w:pStyle w:val="Heading2"/>
       </w:pPr>
       <w:r>
-        <w:t>How to read the coverage words</w:t>
-      </w:r>
-    </w:p>
-    <w:p>
-      <w:pPr/>
+        <w:t xml:space="preserve">How to read the Coverage column</w:t>
+      </w:r>
+    </w:p>
+    <w:p>
+      <w:pPr>
+        <w:pStyle w:val="FirstParagraph"/>
+      </w:pPr>
+      <w:r>
+        <w:t xml:space="preserve">Every report in this set uses the same three coverage words. Coverage describes</w:t>
+      </w:r>
+      <w:r>
+        <w:t xml:space="preserve"> </w:t>
+      </w:r>
       <w:r>
         <w:rPr>
           <w:b/>
+          <w:bCs/>
         </w:rPr>
-        <w:t>Full Coverage</w:t>
-      </w:r>
-      <w:r>
-        <w:t xml:space="preserve"> on the older reports means Secure Workload can produce that row's artifact. It does not mean the control is met.</w:t>
-      </w:r>
-    </w:p>
-    <w:p>
-      <w:pPr/>
+        <w:t xml:space="preserve">what evidence CSW produces</w:t>
+      </w:r>
+      <w:r>
+        <w:t xml:space="preserve"> </w:t>
+      </w:r>
+      <w:r>
+        <w:t xml:space="preserve">for a topic — it never means the control is passed.</w:t>
+      </w:r>
+    </w:p>
+    <w:p>
+      <w:pPr>
+        <w:pStyle w:val="BodyText"/>
+      </w:pPr>
       <w:r>
         <w:rPr>
           <w:b/>
+          <w:bCs/>
         </w:rPr>
-        <w:t>Partial Coverage</w:t>
-      </w:r>
-      <w:r>
-        <w:t xml:space="preserve"> means file that export next to another control.</w:t>
-      </w:r>
-    </w:p>
-    <w:p>
-      <w:pPr/>
+        <w:t xml:space="preserve">Direct</w:t>
+      </w:r>
+      <w:r>
+        <w:t xml:space="preserve"> </w:t>
+      </w:r>
+      <w:r>
+        <w:t xml:space="preserve">— Secure Workload produces the primary evidence artifact for that topic (segmentation, policy, flow/process telemetry, inventory, vulnerability + reachability, forensic reconstruction). Direct is still evidence, not an attestation.</w:t>
+      </w:r>
+    </w:p>
+    <w:p>
+      <w:pPr>
+        <w:pStyle w:val="BodyText"/>
+      </w:pPr>
       <w:r>
         <w:rPr>
           <w:b/>
+          <w:bCs/>
         </w:rPr>
-        <w:t>Evidence Required</w:t>
-      </w:r>
-      <w:r>
-        <w:t xml:space="preserve"> means Secure Workload has no record. The customer files the contract, the analysis, or the HR or physical-security evidence.</w:t>
-      </w:r>
-    </w:p>
-    <w:p>
-      <w:pPr/>
+        <w:t xml:space="preserve">Supporting</w:t>
+      </w:r>
+      <w:r>
+        <w:t xml:space="preserve"> </w:t>
+      </w:r>
+      <w:r>
+        <w:t xml:space="preserve">— Secure Workload contributes an input that feeds or complements another control, tool, or process (e.g. detection input only, reconciled against an external register, one log source among several).</w:t>
+      </w:r>
+    </w:p>
+    <w:p>
+      <w:pPr>
+        <w:pStyle w:val="BodyText"/>
+      </w:pPr>
       <w:r>
         <w:rPr>
           <w:b/>
+          <w:bCs/>
         </w:rPr>
-        <w:t>Direct, Supporting, and Out of scope</w:t>
-      </w:r>
-      <w:r>
-        <w:t xml:space="preserve"> on the newer reports are the same idea in different words. Direct is still evidence, not a pass.</w:t>
-      </w:r>
-    </w:p>
+        <w:t xml:space="preserve">Evidence Required</w:t>
+      </w:r>
+      <w:r>
+        <w:t xml:space="preserve"> </w:t>
+      </w:r>
+      <w:r>
+        <w:t xml:space="preserve">— Secure Workload has no record for this topic. The customer supplies the contract, the analysis, or the HR / physical-security evidence from another control.</w:t>
+      </w:r>
+    </w:p>
+    <w:p>
+      <w:pPr>
+        <w:pStyle w:val="BlockText"/>
+      </w:pPr>
+      <w:r>
+        <w:t xml:space="preserve">The Coverage ratings in the topic map below are machine-derived from each row’s wording and are flagged for SE review before customer use.</w:t>
+      </w:r>
+    </w:p>
+    <w:bookmarkEnd w:id="12"/>
+    <w:bookmarkStart w:id="13" w:name="executive-summary"/>
     <w:p>
       <w:pPr>
         <w:pStyle w:val="Heading2"/>
@@ -287,8 +327,8 @@
         <w:t xml:space="preserve">a control attestation.</w:t>
       </w:r>
     </w:p>
-    <w:bookmarkEnd w:id="12"/>
-    <w:bookmarkStart w:id="13" w:name="suggested-csw-scope-pattern"/>
+    <w:bookmarkEnd w:id="13"/>
+    <w:bookmarkStart w:id="14" w:name="suggested-csw-scope-pattern"/>
     <w:p>
       <w:pPr>
         <w:pStyle w:val="Heading2"/>
@@ -361,8 +401,8 @@
         <w:t xml:space="preserve">This scope pattern should be validated with the customer’s architecture, application owners, compliance team, and assessor before it is used for formal evidence.</w:t>
       </w:r>
     </w:p>
-    <w:bookmarkEnd w:id="13"/>
-    <w:bookmarkStart w:id="14" w:name="in-scope-for-csw-evidence"/>
+    <w:bookmarkEnd w:id="14"/>
+    <w:bookmarkStart w:id="15" w:name="in-scope-for-csw-evidence"/>
     <w:p>
       <w:pPr>
         <w:pStyle w:val="Heading2"/>
@@ -419,8 +459,8 @@
         <w:t xml:space="preserve">Technical Verification (CE+) - workload sample selection support</w:t>
       </w:r>
     </w:p>
-    <w:bookmarkEnd w:id="14"/>
-    <w:bookmarkStart w:id="15" w:name="Xaed999129ed4b1f11f99b5af2968248bad86dd6"/>
+    <w:bookmarkEnd w:id="15"/>
+    <w:bookmarkStart w:id="16" w:name="Xaed999129ed4b1f11f99b5af2968248bad86dd6"/>
     <w:p>
       <w:pPr>
         <w:pStyle w:val="Heading2"/>
@@ -477,8 +517,8 @@
         <w:t xml:space="preserve">IASME certification body decisions</w:t>
       </w:r>
     </w:p>
-    <w:bookmarkEnd w:id="15"/>
-    <w:bookmarkStart w:id="16" w:name="framework-topic-csw-capability-map"/>
+    <w:bookmarkEnd w:id="16"/>
+    <w:bookmarkStart w:id="17" w:name="framework-topic-csw-capability-map"/>
     <w:p>
       <w:pPr>
         <w:pStyle w:val="Heading2"/>
@@ -493,215 +533,14 @@
         <w:tblW w:type="pct" w:w="5000"/>
         <w:tblLayout w:type="fixed"/>
         <w:tblLook w:firstRow="1" w:lastRow="0" w:firstColumn="0" w:lastColumn="0" w:noHBand="0" w:noVBand="0" w:val="0020"/>
-      </w:tblPr>
-      <w:tblGrid>
-        <w:gridCol w:w="2640"/>
-        <w:gridCol w:w="2640"/>
-        <w:gridCol w:w="2640"/>
-      </w:tblGrid>
-      <w:tr>
-        <w:trPr>
-          <w:tblHeader w:val="on"/>
-        </w:trPr>
-        <w:tc>
-          <w:tcPr/>
-          <w:p>
-            <w:pPr>
-              <w:pStyle w:val="Compact"/>
-            </w:pPr>
-            <w:r>
-              <w:t xml:space="preserve">Framework topic</w:t>
-            </w:r>
-          </w:p>
-        </w:tc>
-        <w:tc>
-          <w:tcPr/>
-          <w:p>
-            <w:pPr>
-              <w:pStyle w:val="Compact"/>
-            </w:pPr>
-            <w:r>
-              <w:t xml:space="preserve">CSW capability</w:t>
-            </w:r>
-          </w:p>
-        </w:tc>
-        <w:tc>
-          <w:tcPr/>
-          <w:p>
-            <w:pPr>
-              <w:pStyle w:val="Compact"/>
-            </w:pPr>
-            <w:r>
-              <w:t xml:space="preserve">Evidence artifact</w:t>
-            </w:r>
-          </w:p>
-        </w:tc>
-      </w:tr>
-      <w:tr>
-        <w:tc>
-          <w:tcPr/>
-          <w:p>
-            <w:pPr>
-              <w:pStyle w:val="Compact"/>
-            </w:pPr>
-            <w:r>
-              <w:t xml:space="preserve">Category 1 - Firewalls (workload layer)</w:t>
-            </w:r>
-          </w:p>
-        </w:tc>
-        <w:tc>
-          <w:tcPr/>
-          <w:p>
-            <w:pPr>
-              <w:pStyle w:val="Compact"/>
-            </w:pPr>
-            <w:r>
-              <w:t xml:space="preserve">Policy workspace + default-deny + workload-to-workload allowlist</w:t>
-            </w:r>
-          </w:p>
-        </w:tc>
-        <w:tc>
-          <w:tcPr/>
-          <w:p>
-            <w:pPr>
-              <w:pStyle w:val="Compact"/>
-            </w:pPr>
-            <w:r>
-              <w:t xml:space="preserve">Workspace snapshot showing firewall posture per workload</w:t>
-            </w:r>
-          </w:p>
-        </w:tc>
-      </w:tr>
-      <w:tr>
-        <w:tc>
-          <w:tcPr/>
-          <w:p>
-            <w:pPr>
-              <w:pStyle w:val="Compact"/>
-            </w:pPr>
-            <w:r>
-              <w:t xml:space="preserve">Category 2 - Secure Configuration</w:t>
-            </w:r>
-          </w:p>
-        </w:tc>
-        <w:tc>
-          <w:tcPr/>
-          <w:p>
-            <w:pPr>
-              <w:pStyle w:val="Compact"/>
-            </w:pPr>
-            <w:r>
-              <w:t xml:space="preserve">Workspace baseline + change log</w:t>
-            </w:r>
-          </w:p>
-        </w:tc>
-        <w:tc>
-          <w:tcPr/>
-          <w:p>
-            <w:pPr>
-              <w:pStyle w:val="Compact"/>
-            </w:pPr>
-            <w:r>
-              <w:t xml:space="preserve">Baseline policy workspace export + change-controlled exports</w:t>
-            </w:r>
-          </w:p>
-        </w:tc>
-      </w:tr>
-      <w:tr>
-        <w:tc>
-          <w:tcPr/>
-          <w:p>
-            <w:pPr>
-              <w:pStyle w:val="Compact"/>
-            </w:pPr>
-            <w:r>
-              <w:t xml:space="preserve">Category 3 - Security Update Management</w:t>
-            </w:r>
-          </w:p>
-        </w:tc>
-        <w:tc>
-          <w:tcPr/>
-          <w:p>
-            <w:pPr>
-              <w:pStyle w:val="Compact"/>
-            </w:pPr>
-            <w:r>
-              <w:t xml:space="preserve">Reachability-weighted CVE evidence</w:t>
-            </w:r>
-          </w:p>
-        </w:tc>
-        <w:tc>
-          <w:tcPr/>
-          <w:p>
-            <w:pPr>
-              <w:pStyle w:val="Compact"/>
-            </w:pPr>
-            <w:r>
-              <w:t xml:space="preserve">Prioritised remediation list with patch-due-date evidence</w:t>
-            </w:r>
-          </w:p>
-        </w:tc>
-      </w:tr>
-      <w:tr>
-        <w:tc>
-          <w:tcPr/>
-          <w:p>
-            <w:pPr>
-              <w:pStyle w:val="Compact"/>
-            </w:pPr>
-            <w:r>
-              <w:t xml:space="preserve">Technical Verification (CE+) sampling</w:t>
-            </w:r>
-          </w:p>
-        </w:tc>
-        <w:tc>
-          <w:tcPr/>
-          <w:p>
-            <w:pPr>
-              <w:pStyle w:val="Compact"/>
-            </w:pPr>
-            <w:r>
-              <w:t xml:space="preserve">Workload inventory + reach summary for sampled hosts</w:t>
-            </w:r>
-          </w:p>
-        </w:tc>
-        <w:tc>
-          <w:tcPr/>
-          <w:p>
-            <w:pPr>
-              <w:pStyle w:val="Compact"/>
-            </w:pPr>
-            <w:r>
-              <w:t xml:space="preserve">Sample-pack export for assessor</w:t>
-            </w:r>
-          </w:p>
-        </w:tc>
-      </w:tr>
-    </w:tbl>
-    <w:bookmarkEnd w:id="16"/>
-    <w:bookmarkStart w:id="17" w:name="evidence-collection-approach"/>
-    <w:p>
-      <w:pPr>
-        <w:pStyle w:val="Heading2"/>
-      </w:pPr>
-      <w:r>
-        <w:t xml:space="preserve">Evidence Collection Approach</w:t>
-      </w:r>
-    </w:p>
-    <w:p>
-      <w:pPr>
-        <w:pStyle w:val="FirstParagraph"/>
-      </w:pPr>
-      <w:r>
-        <w:t xml:space="preserve">The table below describes per-topic evidence collection - what to collect, the CSW source area, and a suggested cadence. The cadence should be tuned to the customer’s audit cycle, regulatory cadence, and risk appetite.</w:t>
-      </w:r>
-    </w:p>
-    <w:tbl>
-      <w:tblPr>
-        <w:tblStyle w:val="Table"/>
-        <w:tblW w:type="pct" w:w="5000"/>
-        <w:tblLayout w:type="fixed"/>
-        <w:tblLook w:firstRow="1" w:lastRow="0" w:firstColumn="0" w:lastColumn="0" w:noHBand="0" w:noVBand="0" w:val="0020"/>
+        <w:tblBorders>
+          <w:top w:val="single" w:sz="4" w:space="0" w:color="BFBFBF"/>
+          <w:left w:val="single" w:sz="4" w:space="0" w:color="BFBFBF"/>
+          <w:bottom w:val="single" w:sz="4" w:space="0" w:color="BFBFBF"/>
+          <w:right w:val="single" w:sz="4" w:space="0" w:color="BFBFBF"/>
+          <w:insideH w:val="single" w:sz="4" w:space="0" w:color="BFBFBF"/>
+          <w:insideV w:val="single" w:sz="4" w:space="0" w:color="BFBFBF"/>
+        </w:tblBorders>
       </w:tblPr>
       <w:tblGrid>
         <w:gridCol w:w="1980"/>
@@ -714,46 +553,70 @@
           <w:tblHeader w:val="on"/>
         </w:trPr>
         <w:tc>
-          <w:tcPr/>
-          <w:p>
-            <w:pPr>
-              <w:pStyle w:val="Compact"/>
-            </w:pPr>
-            <w:r>
-              <w:t xml:space="preserve">Topic</w:t>
-            </w:r>
-          </w:p>
-        </w:tc>
-        <w:tc>
-          <w:tcPr/>
-          <w:p>
-            <w:pPr>
-              <w:pStyle w:val="Compact"/>
-            </w:pPr>
-            <w:r>
-              <w:t xml:space="preserve">What to collect</w:t>
-            </w:r>
-          </w:p>
-        </w:tc>
-        <w:tc>
-          <w:tcPr/>
-          <w:p>
-            <w:pPr>
-              <w:pStyle w:val="Compact"/>
-            </w:pPr>
-            <w:r>
-              <w:t xml:space="preserve">CSW source</w:t>
-            </w:r>
-          </w:p>
-        </w:tc>
-        <w:tc>
-          <w:tcPr/>
-          <w:p>
-            <w:pPr>
-              <w:pStyle w:val="Compact"/>
-            </w:pPr>
-            <w:r>
-              <w:t xml:space="preserve">Suggested cadence</w:t>
+          <w:tcPr>
+            <w:shd w:val="clear" w:color="auto" w:fill="003366"/>
+          </w:tcPr>
+          <w:p>
+            <w:pPr>
+              <w:pStyle w:val="Compact"/>
+            </w:pPr>
+            <w:r>
+              <w:rPr>
+                <w:b/>
+                <w:color w:val="FFFFFF"/>
+              </w:rPr>
+              <w:t xml:space="preserve">Framework topic</w:t>
+            </w:r>
+          </w:p>
+        </w:tc>
+        <w:tc>
+          <w:tcPr>
+            <w:shd w:val="clear" w:color="auto" w:fill="003366"/>
+          </w:tcPr>
+          <w:p>
+            <w:pPr>
+              <w:pStyle w:val="Compact"/>
+            </w:pPr>
+            <w:r>
+              <w:rPr>
+                <w:b/>
+                <w:color w:val="FFFFFF"/>
+              </w:rPr>
+              <w:t xml:space="preserve">Coverage</w:t>
+            </w:r>
+          </w:p>
+        </w:tc>
+        <w:tc>
+          <w:tcPr>
+            <w:shd w:val="clear" w:color="auto" w:fill="003366"/>
+          </w:tcPr>
+          <w:p>
+            <w:pPr>
+              <w:pStyle w:val="Compact"/>
+            </w:pPr>
+            <w:r>
+              <w:rPr>
+                <w:b/>
+                <w:color w:val="FFFFFF"/>
+              </w:rPr>
+              <w:t xml:space="preserve">CSW capability</w:t>
+            </w:r>
+          </w:p>
+        </w:tc>
+        <w:tc>
+          <w:tcPr>
+            <w:shd w:val="clear" w:color="auto" w:fill="003366"/>
+          </w:tcPr>
+          <w:p>
+            <w:pPr>
+              <w:pStyle w:val="Compact"/>
+            </w:pPr>
+            <w:r>
+              <w:rPr>
+                <w:b/>
+                <w:color w:val="FFFFFF"/>
+              </w:rPr>
+              <w:t xml:space="preserve">Evidence artifact</w:t>
             </w:r>
           </w:p>
         </w:tc>
@@ -766,7 +629,24 @@
               <w:pStyle w:val="Compact"/>
             </w:pPr>
             <w:r>
-              <w:t xml:space="preserve">Workload inventory</w:t>
+              <w:t xml:space="preserve">Category 1 - Firewalls (workload layer)</w:t>
+            </w:r>
+          </w:p>
+        </w:tc>
+        <w:tc>
+          <w:tcPr>
+            <w:shd w:val="clear" w:color="auto" w:fill="107C41"/>
+          </w:tcPr>
+          <w:p>
+            <w:pPr>
+              <w:pStyle w:val="Compact"/>
+            </w:pPr>
+            <w:r>
+              <w:rPr>
+                <w:b/>
+                <w:color w:val="FFFFFF"/>
+              </w:rPr>
+              <w:t>Direct</w:t>
             </w:r>
           </w:p>
         </w:tc>
@@ -777,7 +657,7 @@
               <w:pStyle w:val="Compact"/>
             </w:pPr>
             <w:r>
-              <w:t xml:space="preserve">Workloads in CE / CE+ certification scope</w:t>
+              <w:t xml:space="preserve">Policy workspace + default-deny + workload-to-workload allowlist</w:t>
             </w:r>
           </w:p>
         </w:tc>
@@ -788,64 +668,65 @@
               <w:pStyle w:val="Compact"/>
             </w:pPr>
             <w:r>
-              <w:t xml:space="preserve">Inventory + scope membership export</w:t>
-            </w:r>
-          </w:p>
-        </w:tc>
-        <w:tc>
-          <w:tcPr/>
-          <w:p>
-            <w:pPr>
-              <w:pStyle w:val="Compact"/>
-            </w:pPr>
-            <w:r>
-              <w:t xml:space="preserve">Monthly</w:t>
+              <w:t xml:space="preserve">Workspace snapshot showing firewall posture per workload</w:t>
             </w:r>
           </w:p>
         </w:tc>
       </w:tr>
       <w:tr>
         <w:tc>
-          <w:tcPr/>
-          <w:p>
-            <w:pPr>
-              <w:pStyle w:val="Compact"/>
-            </w:pPr>
-            <w:r>
-              <w:t xml:space="preserve">Firewall posture per workload</w:t>
-            </w:r>
-          </w:p>
-        </w:tc>
-        <w:tc>
-          <w:tcPr/>
-          <w:p>
-            <w:pPr>
-              <w:pStyle w:val="Compact"/>
-            </w:pPr>
-            <w:r>
-              <w:t xml:space="preserve">Default-deny and allowlist evidence</w:t>
-            </w:r>
-          </w:p>
-        </w:tc>
-        <w:tc>
-          <w:tcPr/>
-          <w:p>
-            <w:pPr>
-              <w:pStyle w:val="Compact"/>
-            </w:pPr>
-            <w:r>
-              <w:t xml:space="preserve">Policy workspace export</w:t>
-            </w:r>
-          </w:p>
-        </w:tc>
-        <w:tc>
-          <w:tcPr/>
-          <w:p>
-            <w:pPr>
-              <w:pStyle w:val="Compact"/>
-            </w:pPr>
-            <w:r>
-              <w:t xml:space="preserve">Quarterly + after each change</w:t>
+          <w:tcPr>
+            <w:shd w:val="clear" w:color="auto" w:fill="F2F2F2"/>
+          </w:tcPr>
+          <w:p>
+            <w:pPr>
+              <w:pStyle w:val="Compact"/>
+            </w:pPr>
+            <w:r>
+              <w:t xml:space="preserve">Category 2 - Secure Configuration</w:t>
+            </w:r>
+          </w:p>
+        </w:tc>
+        <w:tc>
+          <w:tcPr>
+            <w:shd w:val="clear" w:color="auto" w:fill="107C41"/>
+          </w:tcPr>
+          <w:p>
+            <w:pPr>
+              <w:pStyle w:val="Compact"/>
+            </w:pPr>
+            <w:r>
+              <w:rPr>
+                <w:b/>
+                <w:color w:val="FFFFFF"/>
+              </w:rPr>
+              <w:t>Direct</w:t>
+            </w:r>
+          </w:p>
+        </w:tc>
+        <w:tc>
+          <w:tcPr>
+            <w:shd w:val="clear" w:color="auto" w:fill="F2F2F2"/>
+          </w:tcPr>
+          <w:p>
+            <w:pPr>
+              <w:pStyle w:val="Compact"/>
+            </w:pPr>
+            <w:r>
+              <w:t xml:space="preserve">Workspace baseline + change log</w:t>
+            </w:r>
+          </w:p>
+        </w:tc>
+        <w:tc>
+          <w:tcPr>
+            <w:shd w:val="clear" w:color="auto" w:fill="F2F2F2"/>
+          </w:tcPr>
+          <w:p>
+            <w:pPr>
+              <w:pStyle w:val="Compact"/>
+            </w:pPr>
+            <w:r>
+              <w:t xml:space="preserve">Baseline policy workspace export + change-controlled exports</w:t>
             </w:r>
           </w:p>
         </w:tc>
@@ -858,7 +739,24 @@
               <w:pStyle w:val="Compact"/>
             </w:pPr>
             <w:r>
-              <w:t xml:space="preserve">Vulnerability + reachability</w:t>
+              <w:t xml:space="preserve">Category 3 - Security Update Management</w:t>
+            </w:r>
+          </w:p>
+        </w:tc>
+        <w:tc>
+          <w:tcPr>
+            <w:shd w:val="clear" w:color="auto" w:fill="107C41"/>
+          </w:tcPr>
+          <w:p>
+            <w:pPr>
+              <w:pStyle w:val="Compact"/>
+            </w:pPr>
+            <w:r>
+              <w:rPr>
+                <w:b/>
+                <w:color w:val="FFFFFF"/>
+              </w:rPr>
+              <w:t>Direct</w:t>
             </w:r>
           </w:p>
         </w:tc>
@@ -869,7 +767,7 @@
               <w:pStyle w:val="Compact"/>
             </w:pPr>
             <w:r>
-              <w:t xml:space="preserve">CVE list weighted by reach across CE scope</w:t>
+              <w:t xml:space="preserve">Reachability-weighted CVE evidence</w:t>
             </w:r>
           </w:p>
         </w:tc>
@@ -880,71 +778,385 @@
               <w:pStyle w:val="Compact"/>
             </w:pPr>
             <w:r>
-              <w:t xml:space="preserve">Vulnerability report scoped to UK-Cyber-Essentials</w:t>
-            </w:r>
-          </w:p>
-        </w:tc>
-        <w:tc>
-          <w:tcPr/>
-          <w:p>
-            <w:pPr>
-              <w:pStyle w:val="Compact"/>
-            </w:pPr>
-            <w:r>
-              <w:t xml:space="preserve">Monthly (CE expects 14-day patching for critical/high)</w:t>
+              <w:t xml:space="preserve">Prioritised remediation list with patch-due-date evidence</w:t>
             </w:r>
           </w:p>
         </w:tc>
       </w:tr>
       <w:tr>
         <w:tc>
-          <w:tcPr/>
-          <w:p>
-            <w:pPr>
-              <w:pStyle w:val="Compact"/>
-            </w:pPr>
-            <w:r>
-              <w:t xml:space="preserve">Verification sample pack</w:t>
-            </w:r>
-          </w:p>
-        </w:tc>
-        <w:tc>
-          <w:tcPr/>
-          <w:p>
-            <w:pPr>
-              <w:pStyle w:val="Compact"/>
-            </w:pPr>
-            <w:r>
-              <w:t xml:space="preserve">Per-workload posture for assessor-selected sample</w:t>
-            </w:r>
-          </w:p>
-        </w:tc>
-        <w:tc>
-          <w:tcPr/>
-          <w:p>
-            <w:pPr>
-              <w:pStyle w:val="Compact"/>
-            </w:pPr>
-            <w:r>
-              <w:t xml:space="preserve">Per-workload inventory, policy, and vulnerability extracts</w:t>
-            </w:r>
-          </w:p>
-        </w:tc>
-        <w:tc>
-          <w:tcPr/>
-          <w:p>
-            <w:pPr>
-              <w:pStyle w:val="Compact"/>
-            </w:pPr>
-            <w:r>
-              <w:t xml:space="preserve">Per certification cycle</w:t>
+          <w:tcPr>
+            <w:shd w:val="clear" w:color="auto" w:fill="F2F2F2"/>
+          </w:tcPr>
+          <w:p>
+            <w:pPr>
+              <w:pStyle w:val="Compact"/>
+            </w:pPr>
+            <w:r>
+              <w:t xml:space="preserve">Technical Verification (CE+) sampling</w:t>
+            </w:r>
+          </w:p>
+        </w:tc>
+        <w:tc>
+          <w:tcPr>
+            <w:shd w:val="clear" w:color="auto" w:fill="107C41"/>
+          </w:tcPr>
+          <w:p>
+            <w:pPr>
+              <w:pStyle w:val="Compact"/>
+            </w:pPr>
+            <w:r>
+              <w:rPr>
+                <w:b/>
+                <w:color w:val="FFFFFF"/>
+              </w:rPr>
+              <w:t>Direct</w:t>
+            </w:r>
+          </w:p>
+        </w:tc>
+        <w:tc>
+          <w:tcPr>
+            <w:shd w:val="clear" w:color="auto" w:fill="F2F2F2"/>
+          </w:tcPr>
+          <w:p>
+            <w:pPr>
+              <w:pStyle w:val="Compact"/>
+            </w:pPr>
+            <w:r>
+              <w:t xml:space="preserve">Workload inventory + reach summary for sampled hosts</w:t>
+            </w:r>
+          </w:p>
+        </w:tc>
+        <w:tc>
+          <w:tcPr>
+            <w:shd w:val="clear" w:color="auto" w:fill="F2F2F2"/>
+          </w:tcPr>
+          <w:p>
+            <w:pPr>
+              <w:pStyle w:val="Compact"/>
+            </w:pPr>
+            <w:r>
+              <w:t xml:space="preserve">Sample-pack export for assessor</w:t>
             </w:r>
           </w:p>
         </w:tc>
       </w:tr>
     </w:tbl>
     <w:bookmarkEnd w:id="17"/>
-    <w:bookmarkStart w:id="18" w:name="pov-workshop-approach"/>
+    <w:bookmarkStart w:id="18" w:name="evidence-collection-approach"/>
+    <w:p>
+      <w:pPr>
+        <w:pStyle w:val="Heading2"/>
+      </w:pPr>
+      <w:r>
+        <w:t xml:space="preserve">Evidence Collection Approach</w:t>
+      </w:r>
+    </w:p>
+    <w:p>
+      <w:pPr>
+        <w:pStyle w:val="FirstParagraph"/>
+      </w:pPr>
+      <w:r>
+        <w:t xml:space="preserve">The table below describes per-topic evidence collection - what to collect, the CSW source area, and a suggested cadence. The cadence should be tuned to the customer’s audit cycle, regulatory cadence, and risk appetite.</w:t>
+      </w:r>
+    </w:p>
+    <w:tbl>
+      <w:tblPr>
+        <w:tblStyle w:val="Table"/>
+        <w:tblW w:type="pct" w:w="5000"/>
+        <w:tblLayout w:type="fixed"/>
+        <w:tblLook w:firstRow="1" w:lastRow="0" w:firstColumn="0" w:lastColumn="0" w:noHBand="0" w:noVBand="0" w:val="0020"/>
+        <w:tblBorders>
+          <w:top w:val="single" w:sz="4" w:space="0" w:color="BFBFBF"/>
+          <w:left w:val="single" w:sz="4" w:space="0" w:color="BFBFBF"/>
+          <w:bottom w:val="single" w:sz="4" w:space="0" w:color="BFBFBF"/>
+          <w:right w:val="single" w:sz="4" w:space="0" w:color="BFBFBF"/>
+          <w:insideH w:val="single" w:sz="4" w:space="0" w:color="BFBFBF"/>
+          <w:insideV w:val="single" w:sz="4" w:space="0" w:color="BFBFBF"/>
+        </w:tblBorders>
+      </w:tblPr>
+      <w:tblGrid>
+        <w:gridCol w:w="1980"/>
+        <w:gridCol w:w="1980"/>
+        <w:gridCol w:w="1980"/>
+        <w:gridCol w:w="1980"/>
+      </w:tblGrid>
+      <w:tr>
+        <w:trPr>
+          <w:tblHeader w:val="on"/>
+        </w:trPr>
+        <w:tc>
+          <w:tcPr>
+            <w:shd w:val="clear" w:color="auto" w:fill="003366"/>
+          </w:tcPr>
+          <w:p>
+            <w:pPr>
+              <w:pStyle w:val="Compact"/>
+            </w:pPr>
+            <w:r>
+              <w:rPr>
+                <w:b/>
+                <w:color w:val="FFFFFF"/>
+              </w:rPr>
+              <w:t xml:space="preserve">Topic</w:t>
+            </w:r>
+          </w:p>
+        </w:tc>
+        <w:tc>
+          <w:tcPr>
+            <w:shd w:val="clear" w:color="auto" w:fill="003366"/>
+          </w:tcPr>
+          <w:p>
+            <w:pPr>
+              <w:pStyle w:val="Compact"/>
+            </w:pPr>
+            <w:r>
+              <w:rPr>
+                <w:b/>
+                <w:color w:val="FFFFFF"/>
+              </w:rPr>
+              <w:t xml:space="preserve">What to collect</w:t>
+            </w:r>
+          </w:p>
+        </w:tc>
+        <w:tc>
+          <w:tcPr>
+            <w:shd w:val="clear" w:color="auto" w:fill="003366"/>
+          </w:tcPr>
+          <w:p>
+            <w:pPr>
+              <w:pStyle w:val="Compact"/>
+            </w:pPr>
+            <w:r>
+              <w:rPr>
+                <w:b/>
+                <w:color w:val="FFFFFF"/>
+              </w:rPr>
+              <w:t xml:space="preserve">CSW source</w:t>
+            </w:r>
+          </w:p>
+        </w:tc>
+        <w:tc>
+          <w:tcPr>
+            <w:shd w:val="clear" w:color="auto" w:fill="003366"/>
+          </w:tcPr>
+          <w:p>
+            <w:pPr>
+              <w:pStyle w:val="Compact"/>
+            </w:pPr>
+            <w:r>
+              <w:rPr>
+                <w:b/>
+                <w:color w:val="FFFFFF"/>
+              </w:rPr>
+              <w:t xml:space="preserve">Suggested cadence</w:t>
+            </w:r>
+          </w:p>
+        </w:tc>
+      </w:tr>
+      <w:tr>
+        <w:tc>
+          <w:tcPr/>
+          <w:p>
+            <w:pPr>
+              <w:pStyle w:val="Compact"/>
+            </w:pPr>
+            <w:r>
+              <w:t xml:space="preserve">Workload inventory</w:t>
+            </w:r>
+          </w:p>
+        </w:tc>
+        <w:tc>
+          <w:tcPr/>
+          <w:p>
+            <w:pPr>
+              <w:pStyle w:val="Compact"/>
+            </w:pPr>
+            <w:r>
+              <w:t xml:space="preserve">Workloads in CE / CE+ certification scope</w:t>
+            </w:r>
+          </w:p>
+        </w:tc>
+        <w:tc>
+          <w:tcPr/>
+          <w:p>
+            <w:pPr>
+              <w:pStyle w:val="Compact"/>
+            </w:pPr>
+            <w:r>
+              <w:t xml:space="preserve">Inventory + scope membership export</w:t>
+            </w:r>
+          </w:p>
+        </w:tc>
+        <w:tc>
+          <w:tcPr/>
+          <w:p>
+            <w:pPr>
+              <w:pStyle w:val="Compact"/>
+            </w:pPr>
+            <w:r>
+              <w:t xml:space="preserve">Monthly</w:t>
+            </w:r>
+          </w:p>
+        </w:tc>
+      </w:tr>
+      <w:tr>
+        <w:tc>
+          <w:tcPr>
+            <w:shd w:val="clear" w:color="auto" w:fill="F2F2F2"/>
+          </w:tcPr>
+          <w:p>
+            <w:pPr>
+              <w:pStyle w:val="Compact"/>
+            </w:pPr>
+            <w:r>
+              <w:t xml:space="preserve">Firewall posture per workload</w:t>
+            </w:r>
+          </w:p>
+        </w:tc>
+        <w:tc>
+          <w:tcPr>
+            <w:shd w:val="clear" w:color="auto" w:fill="F2F2F2"/>
+          </w:tcPr>
+          <w:p>
+            <w:pPr>
+              <w:pStyle w:val="Compact"/>
+            </w:pPr>
+            <w:r>
+              <w:t xml:space="preserve">Default-deny and allowlist evidence</w:t>
+            </w:r>
+          </w:p>
+        </w:tc>
+        <w:tc>
+          <w:tcPr>
+            <w:shd w:val="clear" w:color="auto" w:fill="F2F2F2"/>
+          </w:tcPr>
+          <w:p>
+            <w:pPr>
+              <w:pStyle w:val="Compact"/>
+            </w:pPr>
+            <w:r>
+              <w:t xml:space="preserve">Policy workspace export</w:t>
+            </w:r>
+          </w:p>
+        </w:tc>
+        <w:tc>
+          <w:tcPr>
+            <w:shd w:val="clear" w:color="auto" w:fill="F2F2F2"/>
+          </w:tcPr>
+          <w:p>
+            <w:pPr>
+              <w:pStyle w:val="Compact"/>
+            </w:pPr>
+            <w:r>
+              <w:t xml:space="preserve">Quarterly + after each change</w:t>
+            </w:r>
+          </w:p>
+        </w:tc>
+      </w:tr>
+      <w:tr>
+        <w:tc>
+          <w:tcPr/>
+          <w:p>
+            <w:pPr>
+              <w:pStyle w:val="Compact"/>
+            </w:pPr>
+            <w:r>
+              <w:t xml:space="preserve">Vulnerability + reachability</w:t>
+            </w:r>
+          </w:p>
+        </w:tc>
+        <w:tc>
+          <w:tcPr/>
+          <w:p>
+            <w:pPr>
+              <w:pStyle w:val="Compact"/>
+            </w:pPr>
+            <w:r>
+              <w:t xml:space="preserve">CVE list weighted by reach across CE scope</w:t>
+            </w:r>
+          </w:p>
+        </w:tc>
+        <w:tc>
+          <w:tcPr/>
+          <w:p>
+            <w:pPr>
+              <w:pStyle w:val="Compact"/>
+            </w:pPr>
+            <w:r>
+              <w:t xml:space="preserve">Vulnerability report scoped to UK-Cyber-Essentials</w:t>
+            </w:r>
+          </w:p>
+        </w:tc>
+        <w:tc>
+          <w:tcPr/>
+          <w:p>
+            <w:pPr>
+              <w:pStyle w:val="Compact"/>
+            </w:pPr>
+            <w:r>
+              <w:t xml:space="preserve">Monthly (CE expects 14-day patching for critical/high)</w:t>
+            </w:r>
+          </w:p>
+        </w:tc>
+      </w:tr>
+      <w:tr>
+        <w:tc>
+          <w:tcPr>
+            <w:shd w:val="clear" w:color="auto" w:fill="F2F2F2"/>
+          </w:tcPr>
+          <w:p>
+            <w:pPr>
+              <w:pStyle w:val="Compact"/>
+            </w:pPr>
+            <w:r>
+              <w:t xml:space="preserve">Verification sample pack</w:t>
+            </w:r>
+          </w:p>
+        </w:tc>
+        <w:tc>
+          <w:tcPr>
+            <w:shd w:val="clear" w:color="auto" w:fill="F2F2F2"/>
+          </w:tcPr>
+          <w:p>
+            <w:pPr>
+              <w:pStyle w:val="Compact"/>
+            </w:pPr>
+            <w:r>
+              <w:t xml:space="preserve">Per-workload posture for assessor-selected sample</w:t>
+            </w:r>
+          </w:p>
+        </w:tc>
+        <w:tc>
+          <w:tcPr>
+            <w:shd w:val="clear" w:color="auto" w:fill="F2F2F2"/>
+          </w:tcPr>
+          <w:p>
+            <w:pPr>
+              <w:pStyle w:val="Compact"/>
+            </w:pPr>
+            <w:r>
+              <w:t xml:space="preserve">Per-workload inventory, policy, and vulnerability extracts</w:t>
+            </w:r>
+          </w:p>
+        </w:tc>
+        <w:tc>
+          <w:tcPr>
+            <w:shd w:val="clear" w:color="auto" w:fill="F2F2F2"/>
+          </w:tcPr>
+          <w:p>
+            <w:pPr>
+              <w:pStyle w:val="Compact"/>
+            </w:pPr>
+            <w:r>
+              <w:t xml:space="preserve">Per certification cycle</w:t>
+            </w:r>
+          </w:p>
+        </w:tc>
+      </w:tr>
+    </w:tbl>
+    <w:bookmarkEnd w:id="18"/>
+    <w:bookmarkStart w:id="19" w:name="pov-workshop-approach"/>
     <w:p>
       <w:pPr>
         <w:pStyle w:val="Heading2"/>
@@ -1106,8 +1318,8 @@
         <w:t xml:space="preserve">Package inventory, scope, flows, policy, exceptions, and known gaps as the evidence output. Cross-reference this report’s evidence collection table with the customer’s existing audit work-papers.</w:t>
       </w:r>
     </w:p>
-    <w:bookmarkEnd w:id="18"/>
-    <w:bookmarkStart w:id="19" w:name="boundaries-and-complementary-controls"/>
+    <w:bookmarkEnd w:id="19"/>
+    <w:bookmarkStart w:id="20" w:name="boundaries-and-complementary-controls"/>
     <w:p>
       <w:pPr>
         <w:pStyle w:val="Heading2"/>
@@ -1124,8 +1336,8 @@
         <w:t xml:space="preserve">CSW does not replace the Cyber Essentials questionnaire submission, endpoint malware protection, user access control / identity governance, unsupported-software governance, the assessor’s CE+ verification testing, or the IASME certification body decision.</w:t>
       </w:r>
     </w:p>
-    <w:bookmarkEnd w:id="19"/>
-    <w:bookmarkStart w:id="20" w:name="assessor-auditor-caveat"/>
+    <w:bookmarkEnd w:id="20"/>
+    <w:bookmarkStart w:id="21" w:name="assessor-auditor-caveat"/>
     <w:p>
       <w:pPr>
         <w:pStyle w:val="Heading2"/>
@@ -1142,8 +1354,8 @@
         <w:t xml:space="preserve">CSW provides technical evidence inputs. The customer’s qualified assessor, auditor, certifying body, or regulator determines compliance status. Validate all framework-topic mappings, control IDs, paragraph references, and section numbers in this report against the current official framework text. If the customer is being assessed against a version other than the one referenced in the framework version note above, revalidate before use.</w:t>
       </w:r>
     </w:p>
-    <w:bookmarkEnd w:id="20"/>
-    <w:bookmarkStart w:id="21" w:name="disclaimer"/>
+    <w:bookmarkEnd w:id="21"/>
+    <w:bookmarkStart w:id="22" w:name="disclaimer"/>
     <w:p>
       <w:pPr>
         <w:pStyle w:val="Heading2"/>
@@ -1160,8 +1372,8 @@
         <w:t xml:space="preserve">This report is for informational and planning purposes. It is not legal, regulatory, audit, or certification advice. Validate all mappings against the current official framework text, the customer’s environment, and qualified compliance, legal, and audit professionals.</w:t>
       </w:r>
     </w:p>
-    <w:bookmarkEnd w:id="21"/>
     <w:bookmarkEnd w:id="22"/>
+    <w:bookmarkEnd w:id="23"/>
     <w:sectPr>
       <w:footnotePr>
         <w:numRestart w:val="eachSect"/>

--- a/UK-Cyber-Essentials/CSW-Cyber-Essentials-Compliance-Report.docx
+++ b/UK-Cyber-Essentials/CSW-Cyber-Essentials-Compliance-Report.docx
@@ -150,13 +150,13 @@
         <w:t xml:space="preserve"> </w:t>
       </w:r>
       <w:r>
-        <w:t xml:space="preserve">they produce. The technical runbook (</w:t>
+        <w:t xml:space="preserve">they produce. The reference design (</w:t>
       </w:r>
       <w:r>
         <w:rPr>
           <w:rStyle w:val="VerbatimChar"/>
         </w:rPr>
-        <w:t xml:space="preserve">CSW-Cyber-Essentials-Technical-Runbook.md</w:t>
+        <w:t xml:space="preserve">CSW-Cyber-Essentials-Technical-Reference design.md</w:t>
       </w:r>
       <w:r>
         <w:t xml:space="preserve">) in this folder contains the deeper engineering detail.</w:t>
